--- a/arb/docx/43.content.docx
+++ b/arb/docx/43.content.docx
@@ -147,13 +147,6 @@
         <w:rPr>
           <w:lang w:val="ar_AE" w:bidi="ar_AE"/>
         </w:rPr>
-      </w:r>
-      <w:r>
-        <w:rPr>
-          <w:i/>
-          <w:lang w:val="ar_AE" w:bidi="ar_AE"/>
-        </w:rPr>
-        <w:t>يوحنا 1:1, يوحنا 1:1 (#2), يوحنا ١:١–٢, يوحنا 1: 3, يوحنا 1: 4, يوحنا 1: 6, يوحنا ١: ٧, يوحنا 1:8–11, يوحنا 1: 12, يوحَنَّا 1: 13, يوحَنَّا 1: 14, يوحَنَّا 1: 16, يوحَنَّا 1: 17, يوحَنَّا 1: 18, يوحَنَّا 1: 18 (#2), يوحَنَّا 1: 22–23, يوحَنَّا 1: 29, يوحَنَّا 1: 31, يوحَنَّا 1: 32–33, يوحَنَّا 1: 37, يوحَنَّا 1 :40, يوحَنَّا 1: 41, يوحَنَّا 1:42, يوحَنَّا 1: 44, يوحَنَّا 1: 49, يوحَنَّا 1:51, يوحَنَّا 2: 1–2, يوحَنَّا ٢: ٣–٥, يوحَنَّا 2:7–8, يوحَنَّا 2: 10, يوحَنَّا ٢: ١١, يوحَنَّا 2: 14, يوحَنَّا ٢: ١٥, يوحَنَّا 2: 16, يوحَنَّا ٢: ١٨, يوحَنَّا ٢: ١٩, يوحَنَّا 2: 21, يوحَنَّا 2: 23, يوحَنَّا ٢: ٢٤–٢٥, يوحَنَّا 3: 1, يوحَنَّا 3: 2, يوحَنَّا ٣: ٣–٤, يوحَنَّا ٣: ٤, يوحَنَّا 3: 10, يوحَنَّا 3: 13, يوحَنَّا ٣: ١٤–١٥, يوحَنَّا 3: 16, يوحَنَّا ٣: ١٧, يوحَنَّا 3: 19, يوحَنَّا 3: 20, يوحَنَّا 3: 21, يوحَنَّا 3: 30, يوحَنَّا 3: 33, يوحَنَّا 3: 35, يوحَنَّا ٣: ٣٦, يوحَنَّا 3: 36 (#2), يوحَنَّا 4: 1–3, يوحَنَّا 4: 5, يوحَنَّا 4: 7, يوحَنَّا 4: 7 (#2), يوحَنَّا 4: 8, يوحَنَّا 4: 9, يوحَنَّا 4: 10, يوحَنَّا 4: 11, يوحَنَّا 4: 14–15, يوحَنَّا 4: 15, يوحَنَّا ٤: ١٦, يوحَنَّا 4: 17, يوحَنَّا 4:18, يوحَنَّا 4: 20, يوحَنَّا 4: 23–24, يوحَنَّا 4: 25–26, يوحَنَّا ٤: ٢٨–٢٩, يوحَنَّا 4: 30, يوحَنَّا 4: 34, يوحَنَّا 4: 36, يوحَنَّا 4: 39, يوحَنَّا 4: 42, يوحَنَّا ٤: ٤٥, يوحَنَّا ٤: ٤٦–٤٧, يوحَنَّا 4: 48, يوحَنَّا 4: 50, يوحَنَّا 4: 53, يوحَنَّا 5:2, يوحَنَّا 5: 3–4, يوحنا ٥: ٥–٦, يوحَنَّا 5: 7, يوحَنَّا 5: 8–9, يوحَنَّا 5: 10, يوحَنَّا 5: 14, يوحَنَّا 5: 15, يوحَنَّا 5: 17, يوحَنَّا 5: 18, يوحَنَّا 5: 19, يوحَنَّا 5: 20, يوحَنَّا 5: 22–23, يوحَنَّا 5: 23, يوحَنَّا 5: 24, يوحَنَّا 5: 26, يوحَنَّا 5: 28–29, يوحَنَّا 5: 30, يوحَنَّا 5: 36, يوحَنَّا 5: 37, يوحَنَّا 5: 39, يوحَنَّا 5: 39 (#2), يوحَنَّا 5: 44, يوحَنَّا 5: 45, يوحَنَّا 5: 46–47, يوحَنَّا 6: 1, يوحَنَّا 6: 2, يوحَنَّا 6: 4–5, يوحنا ٦: ٥–٦, يوحَنَّا 6: 7, يوحَنَّا 6: 8–9, يوحَنَّا 6: 10, يوحَنَّا 6: 11, يوحَنَّا 6: 11 (#2), يوحَنَّا 6: 13, يوحَنَّا 6: 14–15, يوحَنَّا 6: 18, يوحَنَّا 6: 19, يوحَنَّا 6:20, يوحَنَّا 6: 26, يوحَنَّا 6: 27, يوحَنَّا 6: 29, يوحَنَّا 6: 35, يوحَنَّا 6: 37, يوحَنَّا 6: 39–40, يوحَنَّا 6: 44, يوحَنَّا 6: 46, يوحَنَّا 6: 51, يوحَنَّا 6: 53, يوحَنَّا 6: 56, يوحَنَّا 6: 57, يوحَنَّا 6: 60, يوحَنَّا 6: 64, يوحَنَّا 6: 67–68, يوحَنَّا 6: 70–71, يوحَنَّا 7: 1, يوحَنَّا ٧: ٣–٤, يوحَنَّا 7: 6, يوحَنَّا 7: 7, يوحَنَّا 7: 10, يوحَنَّا 7: 12, يوحَنَّا 7: 13, يوحَنَّا 7: 14, يوحَنَّا 7: 17, يوحَنَّا 7: 18, يوحَنَّا 7: 19, يوحَنَّا 7: 23, يوحَنَّا 7: 24, يوحَنَّا 7:27, يوحَنَّا 7: 32, يوحنا 7: 33–34, يوحَنَّا ٧: ٣٧–٣٩, يوحَنَّا 7: 45–46, يوحَنَّا 7: 50–51, يوحَنَّا 8: 2–3, يوحَنَّا ٨: ٤–٦, يوحَنَّا 8: 7, يوحَنَّا 8: 9, يوحَنَّا 8: 11, يوحَنَّا 8: 13, يوحَنَّا 8: 17–18, يوحَنَّا 8:23–24, يوحَنَّا 8: 24, يوحَنَّا 8: 26–27, يوحَنَّا 8: 29, يوحَنَّا 8: 31, يوحَنَّا 8: 33, يوحَنَّا 8: 34, يوحَنَّا 8: 37, يوحَنَّا 8: 39–40, يوحَنَّا 8: 42, يوحَنَّا 8 :44, يوحَنَّا 8: 44 (#2), يوحَنَّا 8: 47, يوحَنَّا 8: 51, يوحَنَّا 8: 52, يوحَنَّا 8: 52–53, يوحَنَّا 8: 58, يوحَنَّا 9: 2, يوحَنَّا 9: 3, يوحَنَّا 9: 6–7, يوحَنَّا 9: 7, يوحَنَّا 9: 9, يوحَنَّا 9: 13, يوحَنَّا 9: 14, يوحَنَّا 9: 15, يوحَنَّا 9: 16, يوحَنَّا 9: 17, يوحَنَّا 9: 18, يوحَنَّا 9: 20, يوحنا 9: 21, يوحَنَّا 9: 22, يوحَنَّا 9: 24, يوحَنَّا 9: 25, يوحَنَّا 9: 27, يوحَنَّا 9: 31, يوحَنَّا 9: 34, يوحَنَّا 9: 35, يوحَنَّا 9: 35–36, يوحَنَّا 9: 38, يوحَنَّا 9: 41, يوحَنَّا 10: 1, يوحَنَّا 10: 2, يوحَنَّا 10: 3–4, يوحَنَّا 10: 5, يوحَنَّا 10: 7–8, يوحَنَّا 10: 9, يوحَنَّا 10: 11, يوحَنَّا 10: 16, يوحَنَّا 10: 17, يوحَنَّا 10: 18, يوحَنَّا 10: 18 (#2), يوحَنَّا 10: 19–21, يوحَنَّا 10:24, يوحَنَّا 10: 25–26, يوحَنَّا 10: 28, يوحَنَّا 10: 29, يوحَنَّا 10: 29 (#2), يوحَنَّا 10: 33, يوحنا 10: 34–36, يوحَنَّا 10: 37–38, يوحَنَّا 10: 38, يوحَنَّا 10: 39, يوحَنَّا 10: 40, يوحَنَّا 10: 41–42, يوحَنَّا ١١: ١–٢, يوحَنَّا 11: 4, يوحَنَّا 11: 6, يوحَنَّا 11: 8, يوحَنَّا 11: 9, يوحَنَّا 11: 10, يوحَنَّا 11: 12–13, يوحَنَّا 11: 13, يوحَنَّا 11: 15, يوحَنَّا 11: 16, يوحَنَّا 11: 17, يوحَنَّا 11: 20, يوحَنَّا 11: 22, يوحَنَّا ١١: ٢٤, يوحَنَّا 11: 25–26, يوحَنَّا 11: 27, يوحَنَّا 11: 29, يوحَنَّا 11: 31, يوحَنَّا 11: 33–35, يوحَنَّا 11: 36, يوحَنَّا 11: 39, يوحَنَّا 11: 40, يوحَنَّا 11: 41, يوحَنَّا 11: 42, يوحَنَّا 11: 44, يوحَنَّا 11: 45–46, يوحَنَّا 11: 50, يوحَنَّا 11: 53, يوحَنَّا 11: 54, يوحَنَّا 11: 57, يوحَنَّا 12: 1, يوحَنَّا 12: 3, يوحَنَّا ١٢: ٤–٦, يوحنا ١٢: ٧–٨, يوحَنَّا 12: 9, يوحَنَّا 12: 10–11, يوحَنَّا 12: 13, يوحَنَّا ١٢: ١٤–١٥, يوحَنَّا 12: 17–18, يوحَنَّا 12: 23, يوحَنَّا 12: 24, يوحَنَّا 12: 25, يوحَنَّا 12: 26, يوحَنَّا ١٢: ٢٨, يوحَنَّا 12: 30, يوحَنَّا 12: 31, يوحَنَّا 12: 32–33, يوحَنَّا ١٢: ٣٤–٣٥, يوحَنَّا 12: 35–36, يوحَنَّا ١٢: ٣٧–٣٨, يوحَنَّا 12: 39–40, يوحَنَّا 12: 41, يوحَنَّا 12: 42–43, يوحَنَّا 12: 44–45, يوحَنَّا 12: 47, يوحَنَّا 12: 48, يوحَنَّا ١٢: ٤٩, يوحَنَّا 12: 50, يوحَنَّا 13: 1, يوحَنَّا 13: 2, يوحَنَّا 13: 3, يوحَنَّا 13: 3 (#2), يوحَنَّا 13: 4–5, يوحَنَّا 13: 8, يوحَنَّا 13: 11, يوحَنَّا ١٣: ١٤–١٥, يوحَنَّا 13: 16, يوحَنَّا 13: 18, يوحَنَّا 13: 19, يوحَنَّا 13: 20, يوحَنَّا 13: 24, يوحَنَّا 13: 26, يوحَنَّا 13: 27, يوحَنَّا 13: 30, يوحَنَّا 13: 31, يوحَنَّا 13: 33, يوحَنَّا 13: 34, يوحَنَّا 13: 35, يوحَنَّا 13: 38, يوحَنَّا 14: 1–3, يوحَنَّا 14: 2, يوحَنَّا 14: 3, يوحَنَّا 14: 6, يوحَنَّا 14: 8, يوحَنَّا 14: 10, يوحنا 14: 11, يوحَنَّا 14: 12, يوحَنَّا 14: 13, يوحَنَّا 14: 15, يوحَنَّا 14: 17, يوحَنَّا 14: 17 (#2), يوحَنَّا 14: 17 (#3), يوحَنَّا 14: 21, يوحَنَّا 14: 26, يوحَنَّا 14: 28, يوحَنَّا 14: 30, يوحَنَّا 15: 1, يوحَنَّا 15: 1 (#2), يوحَنَّا 15: 2, يوحَنَّا 15: 3, يوحَنَّا 15: 5, يوحَنَّا 15: 5 (#2), يوحَنَّا 15: 6, يوحنا 15: 7, يوحَنَّا 15: 8, يوحَنَّا 15:10, يوحَنَّا 15: 13, يوحَنَّا 15: 14, يوحَنَّا 15: 15, يوحَنَّا 15: 19, يوحَنَّا 15: 24, يوحَنَّا 15: 26–27, يوحَنَّا 15: 27, يوحَنَّا 16: 1, يوحَنَّا 16: 3, يوحَنَّا 16: 4, يوحَنَّا 16: 7, يوحَنَّا 16: 8, يوحَنَّا 16: 13, يوحَنَّا 16: 14, يوحنا ١٦: ١٥, يوحَنَّا 16: 17–18, يوحَنَّا 16: 20, يوحَنَّا 16: 22, يوحَنَّا 16: 24, يوحنا 16: 27, يوحَنَّا 16: 28, يوحَنَّا 16: 32, يوحَنَّا 16: 32 (#2), يوحَنَّا 16: 33, يوحَنَّا 17: 2, يوحَنَّا 17: 3, يوحَنَّا 17: 4, يوحَنَّا 17: 5, يوحَنَّا 17: 6, يوحَنَّا 17: 8, يوحَنَّا 17: 9, يوحَنَّا 17: 11, يوحَنَّا 17: 12, يوحَنَّا 17: 15, يوحَنَّا 17: 19, يوحَنَّا 17: 20, يوحَنَّا 17: 21, يوحَنَّا 17: 23, يوحَنَّا 17: 24, يوحَنَّا 17: 26, يوحَنَّا 18: 1, يوحَنَّا 18: 2, يوحَنَّا 18 :3, يوحَنَّا 18: 4, يوحَنَّا 18: 6, يوحَنَّا ١٨: ٨–٩, يوحَنَّا 18: 10–11, يوحَنَّا 18: 13, يوحَنَّا 18: 13 (#2), يوحَنَّا 18: 16, يوحَنَّا 18: 19–21, يوحَنَّا 18: 24, يوحنا 18: 25–26, يوحَنَّا 18: 27, يوحَنَّا 18: 28, يوحَنَّا 18: 29–30, يوحَنَّا 18: 31, يوحَنَّا 18: 33–35, يوحَنَّا 18: 36, يوحَنَّا 18: 37, يوحَنَّا 18: 38, يوحَنَّا ١٨: ٣٩–٤٠, يوحنا 19: 2–3, يوحَنَّا 19: 4, يوحَنَّا 19: 5, يوحَنَّا 19: 6, يوحَنَّا 19: 7–8, يوحَنَّا 19: 9, يوحَنَّا 19: 11, يوحَنَّا 19: 12, يوحَنَّا 19: 15–16, يوحَنَّا 19: 17–18, يوحَنَّا ١٩: ١٨, يوحَنَّا 19: 19, يوحَنَّا 19: 20, يوحَنَّا 19: 23, يوحَنَّا 19: 23–24, يوحَنَّا 19: 24, يوحَنَّا ١٩ : ٢٥–٢٦, يوحَنَّا 19: 26, يوحَنَّا 19: 27, يوحَنَّا 19: 28, يوحَنَّا 19: 29–30, يوحنا 19: 31, يوحَنَّا 19: 33, يوحَنَّا 19: 34, يوحَنَّا 19: 35, يوحنا 19: 36–37, يوحَنَّا 19: 38, يوحَنَّا 19: 39, يوحنا 19: 40–41, يوحَنَّا 20: 1, يوحَنَّا 20: 1 (#2), يوحَنَّا 20: 2, يوحَنَّا 20: 3–4, يوحَنَّا ٢٠: ٦–٧, يوحَنَّا 20: 8, يوحَنَّا 20: 12, يوحَنَّا 20: 13, يوحَنَّا 20: 14, يوحَنَّا ٢٠: ١٥, يوحَنَّا 20: 16, يوحَنَّا ٢٠: ١٧, يوحَنَّا 20: 17 (#2), يوحَنَّا 20: 18, يوحَنَّا 20: 19, يوحَنَّا 20:20, يوحَنَّا 20: 21, يوحَنَّا 20: 22–23, يوحَنَّا ٢٠: ٢٤, يوحَنَّا ٢٠: ٢٥, يوحَنَّا 20: 26, يوحَنَّا ٢٠: ٢٧, يوحَنَّا 20: 28, يوحَنَّا 20: 29, يوحَنَّا ٢٠: ٣٠, يوحَنَّا 20: 31, يوحَنَّا 21: 1, يوحَنَّا 21: 2, يوحَنَّا 21: 3, يوحَنَّا 21: 6, يوحَنَّا 21: 6 (#2), يوحَنَّا 21: 7, يوحَنَّا 21: 8, يوحَنَّا 21: 10, يوحَنَّا 21: 14, يوحَنَّا ٢١: ١٥, يوحَنَّا 21: 17, يوحَنَّا 21: 17 (#2), يوحَنَّا 21: 18, يوحَنَّا 21: 19, يوحَنَّا 21: 21, يوحَنَّا 21: 22, يوحَنَّا 21: 24</w:t>
       </w:r>
       <w:r>
         <w:rPr>

--- a/arb/docx/43.content.docx
+++ b/arb/docx/43.content.docx
@@ -132,21 +132,6 @@
           <w:lang w:val="ar_AE" w:bidi="ar_AE"/>
         </w:rPr>
         <w:t>JHN</w:t>
-      </w:r>
-      <w:r>
-        <w:rPr>
-          <w:lang w:val="ar_AE" w:bidi="ar_AE"/>
-        </w:rPr>
-      </w:r>
-    </w:p>
-    <w:p>
-      <w:pPr>
-        <w:bidi/>
-      </w:pPr>
-      <w:r>
-        <w:rPr>
-          <w:lang w:val="ar_AE" w:bidi="ar_AE"/>
-        </w:rPr>
       </w:r>
       <w:r>
         <w:rPr>

--- a/arb/docx/43.content.docx
+++ b/arb/docx/43.content.docx
@@ -22,7 +22,7 @@
         <w:rPr>
           <w:lang w:val="ar_AE" w:bidi="ar_AE"/>
         </w:rPr>
-        <w:t>Resource: أسئلة الترجمة (unfoldingWord)</w:t>
+        <w:t>Resource: unfoldingWord® Translation Questions</w:t>
       </w:r>
       <w:r>
         <w:rPr>
@@ -91,7 +91,7 @@
         <w:rPr>
           <w:lang w:val="ar_AE" w:bidi="ar_AE"/>
         </w:rPr>
-        <w:t>أسئلة الترجمة (unfoldingWord)</w:t>
+        <w:t>unfoldingWord® Translation Questions</w:t>
       </w:r>
     </w:p>
     <w:p>
